--- a/Monitorar o setor imobiliário dos EUA para decidir com assertividade.docx
+++ b/Monitorar o setor imobiliário dos EUA para decidir com assertividade.docx
@@ -291,22 +291,7 @@
     </w:p>
     <w:p>
       <w:r>
-        <w:t xml:space="preserve">Código </w:t>
-      </w:r>
-      <w:r>
-        <w:t>das variáveis</w:t>
-      </w:r>
-      <w:r>
-        <w:t xml:space="preserve"> a ser</w:t>
-      </w:r>
-      <w:r>
-        <w:t>em</w:t>
-      </w:r>
-      <w:r>
-        <w:t xml:space="preserve"> utilizada</w:t>
-      </w:r>
-      <w:r>
-        <w:t>s</w:t>
+        <w:t>Código das variáveis a serem utilizadas</w:t>
       </w:r>
       <w:r>
         <w:t>:</w:t>
@@ -342,27 +327,11 @@
       </w:r>
       <w:r>
         <w:br/>
-        <w:t xml:space="preserve">HOUSTMWNSA — novas casas iniciadas no </w:t>
-      </w:r>
-      <w:proofErr w:type="spellStart"/>
-      <w:r>
-        <w:t>Meio-Oeste</w:t>
-      </w:r>
-      <w:proofErr w:type="spellEnd"/>
-      <w:r>
-        <w:t>.</w:t>
+        <w:t>HOUSTMWNSA — novas casas iniciadas no Meio-Oeste.</w:t>
       </w:r>
       <w:r>
         <w:br/>
-        <w:t xml:space="preserve">HOUSTMW1FNSA — novas casas unifamiliares iniciadas no </w:t>
-      </w:r>
-      <w:proofErr w:type="spellStart"/>
-      <w:r>
-        <w:t>Meio-Oeste</w:t>
-      </w:r>
-      <w:proofErr w:type="spellEnd"/>
-      <w:r>
-        <w:t>.</w:t>
+        <w:t>HOUSTMW1FNSA — novas casas unifamiliares iniciadas no Meio-Oeste.</w:t>
       </w:r>
       <w:r>
         <w:br/>
@@ -507,13 +476,14 @@
         <w:jc w:val="both"/>
       </w:pPr>
       <w:r>
-        <w:t xml:space="preserve">O foco é, utilizando variáveis centrais para o negócio </w:t>
-      </w:r>
-      <w:proofErr w:type="gramStart"/>
-      <w:r>
-        <w:t>da empresas</w:t>
-      </w:r>
-      <w:proofErr w:type="gramEnd"/>
+        <w:t>O foco é, utilizando variáveis centrais para o negócio da</w:t>
+      </w:r>
+      <w:r>
+        <w:t>s</w:t>
+      </w:r>
+      <w:r>
+        <w:t xml:space="preserve"> empresas</w:t>
+      </w:r>
       <w:r>
         <w:t>, compreender suas relações econômicas e transformar informação em decisão estratégica.</w:t>
       </w:r>
@@ -1293,6 +1263,7 @@
   <w:style w:type="character" w:default="1" w:styleId="Fontepargpadro">
     <w:name w:val="Default Paragraph Font"/>
     <w:uiPriority w:val="1"/>
+    <w:semiHidden/>
     <w:unhideWhenUsed/>
   </w:style>
   <w:style w:type="table" w:default="1" w:styleId="Tabelanormal">
